--- a/pr-preview/pr-289/model-validation-handout.docx
+++ b/pr-preview/pr-289/model-validation-handout.docx
@@ -15,7 +15,7 @@
         <w:pStyle w:val="Date"/>
       </w:pPr>
       <w:r>
-        <w:t xml:space="preserve">Last modified: 2026-10-17 01:45:38 (PDT)</w:t>
+        <w:t xml:space="preserve">Last modified: 2026-10-17 07:34:01 (PDT)</w:t>
       </w:r>
     </w:p>
     <w:bookmarkStart w:id="17" w:name="sec-data-sets"/>
@@ -3534,74 +3534,7 @@
         <w:t xml:space="preserve"> </w:t>
       </w:r>
       <w:r>
-        <w:t xml:space="preserve">that a</w:t>
-      </w:r>
-      <w:r>
-        <w:t xml:space="preserve"> </w:t>
-      </w:r>
-      <w:hyperlink w:anchor="def-fitting-procedure">
-        <w:r>
-          <w:rPr>
-            <w:rStyle w:val="Hyperlink"/>
-          </w:rPr>
-          <w:t xml:space="preserve">fitting procedure</w:t>
-        </w:r>
-      </w:hyperlink>
-      <w:r>
-        <w:t xml:space="preserve"> </w:t>
-      </w:r>
-      <m:oMath>
-        <m:r>
-          <m:t>g</m:t>
-        </m:r>
-      </m:oMath>
-      <w:r>
-        <w:t xml:space="preserve"> </w:t>
-      </w:r>
-      <w:r>
-        <w:t xml:space="preserve">produces from a</w:t>
-      </w:r>
-      <w:r>
-        <w:t xml:space="preserve"> </w:t>
-      </w:r>
-      <w:hyperlink w:anchor="def-training-set">
-        <w:r>
-          <w:rPr>
-            <w:rStyle w:val="Hyperlink"/>
-          </w:rPr>
-          <w:t xml:space="preserve">training set</w:t>
-        </w:r>
-      </w:hyperlink>
-      <w:r>
-        <w:t xml:space="preserve"> </w:t>
-      </w:r>
-      <m:oMath>
-        <m:sSub>
-          <m:e>
-            <m:r>
-              <m:rPr>
-                <m:scr m:val="script"/>
-                <m:sty m:val="p"/>
-              </m:rPr>
-              <m:t>D</m:t>
-            </m:r>
-          </m:e>
-          <m:sub>
-            <m:r>
-              <m:rPr>
-                <m:nor/>
-                <m:sty m:val="p"/>
-              </m:rPr>
-              <m:t>train</m:t>
-            </m:r>
-          </m:sub>
-        </m:sSub>
-      </m:oMath>
-      <w:r>
-        <w:t xml:space="preserve"> </w:t>
-      </w:r>
-      <w:r>
-        <w:t xml:space="preserve">is the</w:t>
+        <w:t xml:space="preserve">is shorthand for the</w:t>
       </w:r>
       <w:r>
         <w:t xml:space="preserve"> </w:t>
@@ -3618,20 +3551,20 @@
         <w:t xml:space="preserve"> </w:t>
       </w:r>
       <m:oMath>
-        <m:r>
-          <m:t>g</m:t>
-        </m:r>
-        <m:r>
-          <m:t>​</m:t>
-        </m:r>
-        <m:d>
-          <m:dPr>
-            <m:begChr m:val="("/>
-            <m:sepChr m:val=""/>
-            <m:endChr m:val=")"/>
-            <m:grow/>
-          </m:dPr>
+        <m:sSub>
           <m:e>
+            <m:acc>
+              <m:accPr>
+                <m:chr m:val="̂"/>
+              </m:accPr>
+              <m:e>
+                <m:r>
+                  <m:t>y</m:t>
+                </m:r>
+              </m:e>
+            </m:acc>
+          </m:e>
+          <m:sub>
             <m:sSub>
               <m:e>
                 <m:r>
@@ -3652,14 +3585,84 @@
                 </m:r>
               </m:sub>
             </m:sSub>
+          </m:sub>
+        </m:sSub>
+      </m:oMath>
+      <w:r>
+        <w:t xml:space="preserve"> </w:t>
+      </w:r>
+      <w:r>
+        <w:t xml:space="preserve">that a</w:t>
+      </w:r>
+      <w:r>
+        <w:t xml:space="preserve"> </w:t>
+      </w:r>
+      <w:hyperlink w:anchor="def-fitting-procedure">
+        <w:r>
+          <w:rPr>
+            <w:rStyle w:val="Hyperlink"/>
+          </w:rPr>
+          <w:t xml:space="preserve">fitting procedure</w:t>
+        </w:r>
+      </w:hyperlink>
+      <w:r>
+        <w:t xml:space="preserve"> </w:t>
+      </w:r>
+      <m:oMath>
+        <m:r>
+          <m:t>g</m:t>
+        </m:r>
+      </m:oMath>
+      <w:r>
+        <w:t xml:space="preserve"> </w:t>
+      </w:r>
+      <w:r>
+        <w:t xml:space="preserve">produces from the</w:t>
+      </w:r>
+      <w:r>
+        <w:t xml:space="preserve"> </w:t>
+      </w:r>
+      <w:hyperlink w:anchor="def-training-set">
+        <w:r>
+          <w:rPr>
+            <w:rStyle w:val="Hyperlink"/>
+          </w:rPr>
+          <w:t xml:space="preserve">training set</w:t>
+        </w:r>
+      </w:hyperlink>
+      <w:r>
+        <w:t xml:space="preserve"> </w:t>
+      </w:r>
+      <m:oMath>
+        <m:sSub>
+          <m:e>
+            <m:r>
+              <m:rPr>
+                <m:scr m:val="script"/>
+                <m:sty m:val="p"/>
+              </m:rPr>
+              <m:t>D</m:t>
+            </m:r>
           </m:e>
-        </m:d>
-        <m:r>
-          <m:t>​</m:t>
-        </m:r>
+          <m:sub>
+            <m:r>
+              <m:rPr>
+                <m:nor/>
+                <m:sty m:val="p"/>
+              </m:rPr>
+              <m:t>train</m:t>
+            </m:r>
+          </m:sub>
+        </m:sSub>
       </m:oMath>
       <w:r>
-        <w:t xml:space="preserve">:</w:t>
+        <w:t xml:space="preserve">,</w:t>
+      </w:r>
+      <w:r>
+        <w:t xml:space="preserve"> </w:t>
+      </w:r>
+      <w:r>
+        <w:t xml:space="preserve">written without the subscript when the training set is the one in use:</w:t>
       </w:r>
     </w:p>
     <w:p>
@@ -3701,20 +3704,20 @@
               </m:r>
             </m:lim>
           </m:limUpp>
-          <m:r>
-            <m:t>g</m:t>
-          </m:r>
-          <m:r>
-            <m:t>​</m:t>
-          </m:r>
-          <m:d>
-            <m:dPr>
-              <m:begChr m:val="("/>
-              <m:sepChr m:val=""/>
-              <m:endChr m:val=")"/>
-              <m:grow/>
-            </m:dPr>
+          <m:sSub>
             <m:e>
+              <m:acc>
+                <m:accPr>
+                  <m:chr m:val="̂"/>
+                </m:accPr>
+                <m:e>
+                  <m:r>
+                    <m:t>y</m:t>
+                  </m:r>
+                </m:e>
+              </m:acc>
+            </m:e>
+            <m:sub>
               <m:sSub>
                 <m:e>
                   <m:r>
@@ -3735,11 +3738,8 @@
                   </m:r>
                 </m:sub>
               </m:sSub>
-            </m:e>
-          </m:d>
-          <m:r>
-            <m:t>​</m:t>
-          </m:r>
+            </m:sub>
+          </m:sSub>
           <m:r>
             <m:rPr>
               <m:sty m:val="p"/>
@@ -10304,19 +10304,23 @@
             <m:t>μ</m:t>
           </m:r>
           <m:r>
-            <m:rPr>
-              <m:sty m:val="p"/>
-            </m:rPr>
-            <m:t>(</m:t>
+            <m:t>​</m:t>
           </m:r>
+          <m:d>
+            <m:dPr>
+              <m:begChr m:val="("/>
+              <m:sepChr m:val=""/>
+              <m:endChr m:val=")"/>
+              <m:grow/>
+            </m:dPr>
+            <m:e>
+              <m:r>
+                <m:t>x</m:t>
+              </m:r>
+            </m:e>
+          </m:d>
           <m:r>
-            <m:t>x</m:t>
-          </m:r>
-          <m:r>
-            <m:rPr>
-              <m:sty m:val="p"/>
-            </m:rPr>
-            <m:t>)</m:t>
+            <m:t>​</m:t>
           </m:r>
           <m:limUpp>
             <m:e>
@@ -11699,19 +11703,23 @@
           <m:t>μ</m:t>
         </m:r>
         <m:r>
-          <m:rPr>
-            <m:sty m:val="p"/>
-          </m:rPr>
-          <m:t>(</m:t>
-        </m:r>
-        <m:r>
-          <m:t>x</m:t>
-        </m:r>
-        <m:r>
-          <m:rPr>
-            <m:sty m:val="p"/>
-          </m:rPr>
-          <m:t>)</m:t>
+          <m:t>​</m:t>
+        </m:r>
+        <m:d>
+          <m:dPr>
+            <m:begChr m:val="("/>
+            <m:sepChr m:val=""/>
+            <m:endChr m:val=")"/>
+            <m:grow/>
+          </m:dPr>
+          <m:e>
+            <m:r>
+              <m:t>x</m:t>
+            </m:r>
+          </m:e>
+        </m:d>
+        <m:r>
+          <m:t>​</m:t>
         </m:r>
       </m:oMath>
       <w:r>
@@ -12857,20 +12865,20 @@
           </m:rPr>
           <m:t>=</m:t>
         </m:r>
-        <m:r>
-          <m:t>g</m:t>
-        </m:r>
-        <m:r>
-          <m:t>​</m:t>
-        </m:r>
-        <m:d>
-          <m:dPr>
-            <m:begChr m:val="("/>
-            <m:sepChr m:val=""/>
-            <m:endChr m:val=")"/>
-            <m:grow/>
-          </m:dPr>
+        <m:sSub>
           <m:e>
+            <m:acc>
+              <m:accPr>
+                <m:chr m:val="̂"/>
+              </m:accPr>
+              <m:e>
+                <m:r>
+                  <m:t>y</m:t>
+                </m:r>
+              </m:e>
+            </m:acc>
+          </m:e>
+          <m:sub>
             <m:sSub>
               <m:e>
                 <m:r>
@@ -12891,11 +12899,8 @@
                 </m:r>
               </m:sub>
             </m:sSub>
-          </m:e>
-        </m:d>
-        <m:r>
-          <m:t>​</m:t>
-        </m:r>
+          </m:sub>
+        </m:sSub>
         <m:r>
           <m:t>​</m:t>
         </m:r>
@@ -13927,12 +13932,38 @@
               </m:r>
             </m:lim>
           </m:limUpp>
-          <m:r>
-            <m:rPr>
-              <m:sty m:val="p"/>
-            </m:rPr>
-            <m:t>E</m:t>
-          </m:r>
+          <m:sSub>
+            <m:e>
+              <m:r>
+                <m:rPr>
+                  <m:sty m:val="p"/>
+                </m:rPr>
+                <m:t>E</m:t>
+              </m:r>
+            </m:e>
+            <m:sub>
+              <m:sSub>
+                <m:e>
+                  <m:r>
+                    <m:rPr>
+                      <m:scr m:val="script"/>
+                      <m:sty m:val="p"/>
+                    </m:rPr>
+                    <m:t>D</m:t>
+                  </m:r>
+                </m:e>
+                <m:sub>
+                  <m:r>
+                    <m:rPr>
+                      <m:nor/>
+                      <m:sty m:val="p"/>
+                    </m:rPr>
+                    <m:t>train</m:t>
+                  </m:r>
+                </m:sub>
+              </m:sSub>
+            </m:sub>
+          </m:sSub>
           <m:r>
             <m:t>​</m:t>
           </m:r>
@@ -14545,21 +14576,6 @@
       <m:oMath>
         <m:r>
           <m:t>μ</m:t>
-        </m:r>
-        <m:r>
-          <m:rPr>
-            <m:sty m:val="p"/>
-          </m:rPr>
-          <m:t>(</m:t>
-        </m:r>
-        <m:r>
-          <m:t>x</m:t>
-        </m:r>
-        <m:r>
-          <m:rPr>
-            <m:sty m:val="p"/>
-          </m:rPr>
-          <m:t>)</m:t>
         </m:r>
       </m:oMath>
       <w:r>
@@ -14768,7 +14784,7 @@
         <w:t xml:space="preserve"> </w:t>
       </w:r>
       <w:r>
-        <w:t xml:space="preserve">the bias reflects the error introduced by approximating a real-world relationship by a model.</w:t>
+        <w:t xml:space="preserve">the bias reflects the approximation error that comes from approximating a real-world relationship by a model.</w:t>
       </w:r>
     </w:p>
     <w:bookmarkStart w:id="102" w:name="exm-prediction-bias"/>
@@ -14795,21 +14811,6 @@
       <m:oMath>
         <m:r>
           <m:t>μ</m:t>
-        </m:r>
-        <m:r>
-          <m:rPr>
-            <m:sty m:val="p"/>
-          </m:rPr>
-          <m:t>(</m:t>
-        </m:r>
-        <m:r>
-          <m:t>x</m:t>
-        </m:r>
-        <m:r>
-          <m:rPr>
-            <m:sty m:val="p"/>
-          </m:rPr>
-          <m:t>)</m:t>
         </m:r>
         <m:r>
           <m:rPr>
@@ -15011,12 +15012,38 @@
                 </m:rPr>
                 <m:t>=</m:t>
               </m:r>
-              <m:r>
-                <m:rPr>
-                  <m:sty m:val="p"/>
-                </m:rPr>
-                <m:t>E</m:t>
-              </m:r>
+              <m:sSub>
+                <m:e>
+                  <m:r>
+                    <m:rPr>
+                      <m:sty m:val="p"/>
+                    </m:rPr>
+                    <m:t>E</m:t>
+                  </m:r>
+                </m:e>
+                <m:sub>
+                  <m:sSub>
+                    <m:e>
+                      <m:r>
+                        <m:rPr>
+                          <m:scr m:val="script"/>
+                          <m:sty m:val="p"/>
+                        </m:rPr>
+                        <m:t>D</m:t>
+                      </m:r>
+                    </m:e>
+                    <m:sub>
+                      <m:r>
+                        <m:rPr>
+                          <m:nor/>
+                          <m:sty m:val="p"/>
+                        </m:rPr>
+                        <m:t>train</m:t>
+                      </m:r>
+                    </m:sub>
+                  </m:sSub>
+                </m:sub>
+              </m:sSub>
               <m:r>
                 <m:t>​</m:t>
               </m:r>
@@ -15372,21 +15399,6 @@
         </m:r>
         <m:r>
           <m:t>μ</m:t>
-        </m:r>
-        <m:r>
-          <m:rPr>
-            <m:sty m:val="p"/>
-          </m:rPr>
-          <m:t>(</m:t>
-        </m:r>
-        <m:r>
-          <m:t>x</m:t>
-        </m:r>
-        <m:r>
-          <m:rPr>
-            <m:sty m:val="p"/>
-          </m:rPr>
-          <m:t>)</m:t>
         </m:r>
         <m:r>
           <m:rPr>
@@ -19788,12 +19800,38 @@
                     </m:rPr>
                     <m:t>−</m:t>
                   </m:r>
-                  <m:r>
-                    <m:rPr>
-                      <m:sty m:val="p"/>
-                    </m:rPr>
-                    <m:t>E</m:t>
-                  </m:r>
+                  <m:sSub>
+                    <m:e>
+                      <m:r>
+                        <m:rPr>
+                          <m:sty m:val="p"/>
+                        </m:rPr>
+                        <m:t>E</m:t>
+                      </m:r>
+                    </m:e>
+                    <m:sub>
+                      <m:sSub>
+                        <m:e>
+                          <m:r>
+                            <m:rPr>
+                              <m:scr m:val="script"/>
+                              <m:sty m:val="p"/>
+                            </m:rPr>
+                            <m:t>D</m:t>
+                          </m:r>
+                        </m:e>
+                        <m:sub>
+                          <m:r>
+                            <m:rPr>
+                              <m:nor/>
+                              <m:sty m:val="p"/>
+                            </m:rPr>
+                            <m:t>train</m:t>
+                          </m:r>
+                        </m:sub>
+                      </m:sSub>
+                    </m:sub>
+                  </m:sSub>
                   <m:r>
                     <m:t>​</m:t>
                   </m:r>
@@ -20352,12 +20390,38 @@
                             </m:rPr>
                             <m:t>−</m:t>
                           </m:r>
-                          <m:r>
-                            <m:rPr>
-                              <m:sty m:val="p"/>
-                            </m:rPr>
-                            <m:t>E</m:t>
-                          </m:r>
+                          <m:sSub>
+                            <m:e>
+                              <m:r>
+                                <m:rPr>
+                                  <m:sty m:val="p"/>
+                                </m:rPr>
+                                <m:t>E</m:t>
+                              </m:r>
+                            </m:e>
+                            <m:sub>
+                              <m:sSub>
+                                <m:e>
+                                  <m:r>
+                                    <m:rPr>
+                                      <m:scr m:val="script"/>
+                                      <m:sty m:val="p"/>
+                                    </m:rPr>
+                                    <m:t>D</m:t>
+                                  </m:r>
+                                </m:e>
+                                <m:sub>
+                                  <m:r>
+                                    <m:rPr>
+                                      <m:nor/>
+                                      <m:sty m:val="p"/>
+                                    </m:rPr>
+                                    <m:t>train</m:t>
+                                  </m:r>
+                                </m:sub>
+                              </m:sSub>
+                            </m:sub>
+                          </m:sSub>
                           <m:r>
                             <m:t>​</m:t>
                           </m:r>
@@ -20848,21 +20912,6 @@
           <m:rPr>
             <m:sty m:val="p"/>
           </m:rPr>
-          <m:t>(</m:t>
-        </m:r>
-        <m:r>
-          <m:t>x</m:t>
-        </m:r>
-        <m:r>
-          <m:rPr>
-            <m:sty m:val="p"/>
-          </m:rPr>
-          <m:t>)</m:t>
-        </m:r>
-        <m:r>
-          <m:rPr>
-            <m:sty m:val="p"/>
-          </m:rPr>
           <m:t>+</m:t>
         </m:r>
         <m:r>
@@ -21023,16 +21072,32 @@
           <m:e>
             <m:sSup>
               <m:e>
-                <m:acc>
-                  <m:accPr>
-                    <m:chr m:val="̂"/>
-                  </m:accPr>
+                <m:r>
+                  <m:t>​</m:t>
+                </m:r>
+                <m:d>
+                  <m:dPr>
+                    <m:begChr m:val="("/>
+                    <m:sepChr m:val=""/>
+                    <m:endChr m:val=")"/>
+                    <m:grow/>
+                  </m:dPr>
                   <m:e>
-                    <m:r>
-                      <m:t>y</m:t>
-                    </m:r>
+                    <m:acc>
+                      <m:accPr>
+                        <m:chr m:val="̂"/>
+                      </m:accPr>
+                      <m:e>
+                        <m:r>
+                          <m:t>y</m:t>
+                        </m:r>
+                      </m:e>
+                    </m:acc>
                   </m:e>
-                </m:acc>
+                </m:d>
+                <m:r>
+                  <m:t>​</m:t>
+                </m:r>
               </m:e>
               <m:sup>
                 <m:r>
@@ -21153,21 +21218,6 @@
       <m:oMath>
         <m:r>
           <m:t>μ</m:t>
-        </m:r>
-        <m:r>
-          <m:rPr>
-            <m:sty m:val="p"/>
-          </m:rPr>
-          <m:t>(</m:t>
-        </m:r>
-        <m:r>
-          <m:t>x</m:t>
-        </m:r>
-        <m:r>
-          <m:rPr>
-            <m:sty m:val="p"/>
-          </m:rPr>
-          <m:t>)</m:t>
         </m:r>
       </m:oMath>
       <w:r>
@@ -22671,7 +22721,13 @@
         <w:t xml:space="preserve"> </w:t>
       </w:r>
       <w:r>
-        <w:t xml:space="preserve">splits that error, under squared-error loss,</w:t>
+        <w:t xml:space="preserve">splits each of those expected prediction errors,</w:t>
+      </w:r>
+      <w:r>
+        <w:t xml:space="preserve"> </w:t>
+      </w:r>
+      <w:r>
+        <w:t xml:space="preserve">under squared-error loss,</w:t>
       </w:r>
       <w:r>
         <w:t xml:space="preserve"> </w:t>
@@ -23572,21 +23628,6 @@
       <m:oMath>
         <m:r>
           <m:t>μ</m:t>
-        </m:r>
-        <m:r>
-          <m:rPr>
-            <m:sty m:val="p"/>
-          </m:rPr>
-          <m:t>(</m:t>
-        </m:r>
-        <m:r>
-          <m:t>x</m:t>
-        </m:r>
-        <m:r>
-          <m:rPr>
-            <m:sty m:val="p"/>
-          </m:rPr>
-          <m:t>)</m:t>
         </m:r>
       </m:oMath>
       <w:r>
@@ -24201,9 +24242,16 @@
       <m:oMath>
         <m:sSub>
           <m:e>
-            <m:r>
-              <m:t>g</m:t>
-            </m:r>
+            <m:acc>
+              <m:accPr>
+                <m:chr m:val="̂"/>
+              </m:accPr>
+              <m:e>
+                <m:r>
+                  <m:t>y</m:t>
+                </m:r>
+              </m:e>
+            </m:acc>
           </m:e>
           <m:sub>
             <m:r>
@@ -24231,9 +24279,16 @@
         </m:r>
         <m:sSub>
           <m:e>
-            <m:r>
-              <m:t>g</m:t>
-            </m:r>
+            <m:acc>
+              <m:accPr>
+                <m:chr m:val="̂"/>
+              </m:accPr>
+              <m:e>
+                <m:r>
+                  <m:t>y</m:t>
+                </m:r>
+              </m:e>
+            </m:acc>
           </m:e>
           <m:sub>
             <m:r>
@@ -24257,9 +24312,16 @@
       <m:oMath>
         <m:sSub>
           <m:e>
-            <m:r>
-              <m:t>g</m:t>
-            </m:r>
+            <m:acc>
+              <m:accPr>
+                <m:chr m:val="̂"/>
+              </m:accPr>
+              <m:e>
+                <m:r>
+                  <m:t>y</m:t>
+                </m:r>
+              </m:e>
+            </m:acc>
           </m:e>
           <m:sub>
             <m:r>
@@ -24280,9 +24342,16 @@
       <m:oMath>
         <m:sSub>
           <m:e>
-            <m:r>
-              <m:t>g</m:t>
-            </m:r>
+            <m:acc>
+              <m:accPr>
+                <m:chr m:val="̂"/>
+              </m:accPr>
+              <m:e>
+                <m:r>
+                  <m:t>y</m:t>
+                </m:r>
+              </m:e>
+            </m:acc>
           </m:e>
           <m:sub>
             <m:r>
@@ -24539,7 +24608,27 @@
         <w:t xml:space="preserve"> </w:t>
       </w:r>
       <w:r>
-        <w:t xml:space="preserve">is a candidate of</w:t>
+        <w:t xml:space="preserve">is among the functions that candidate</w:t>
+      </w:r>
+      <w:r>
+        <w:t xml:space="preserve"> </w:t>
+      </w:r>
+      <m:oMath>
+        <m:r>
+          <m:t>1</m:t>
+        </m:r>
+      </m:oMath>
+      <w:r>
+        <w:t xml:space="preserve"> </w:t>
+      </w:r>
+      <w:r>
+        <w:t xml:space="preserve">can fit,</w:t>
+      </w:r>
+      <w:r>
+        <w:t xml:space="preserve"> </w:t>
+      </w:r>
+      <w:r>
+        <w:t xml:space="preserve">the squared bias of</w:t>
       </w:r>
       <w:r>
         <w:t xml:space="preserve"> </w:t>
@@ -24547,9 +24636,16 @@
       <m:oMath>
         <m:sSub>
           <m:e>
-            <m:r>
-              <m:t>g</m:t>
-            </m:r>
+            <m:acc>
+              <m:accPr>
+                <m:chr m:val="̂"/>
+              </m:accPr>
+              <m:e>
+                <m:r>
+                  <m:t>y</m:t>
+                </m:r>
+              </m:e>
+            </m:acc>
           </m:e>
           <m:sub>
             <m:r>
@@ -24559,13 +24655,16 @@
         </m:sSub>
       </m:oMath>
       <w:r>
-        <w:t xml:space="preserve">,</w:t>
-      </w:r>
-      <w:r>
-        <w:t xml:space="preserve"> </w:t>
-      </w:r>
-      <w:r>
-        <w:t xml:space="preserve">the squared bias of</w:t>
+        <w:t xml:space="preserve"> </w:t>
+      </w:r>
+      <w:r>
+        <w:t xml:space="preserve">can be zero,</w:t>
+      </w:r>
+      <w:r>
+        <w:t xml:space="preserve"> </w:t>
+      </w:r>
+      <w:r>
+        <w:t xml:space="preserve">and then no more flexible</w:t>
       </w:r>
       <w:r>
         <w:t xml:space="preserve"> </w:t>
@@ -24573,13 +24672,20 @@
       <m:oMath>
         <m:sSub>
           <m:e>
-            <m:r>
-              <m:t>g</m:t>
-            </m:r>
+            <m:acc>
+              <m:accPr>
+                <m:chr m:val="̂"/>
+              </m:accPr>
+              <m:e>
+                <m:r>
+                  <m:t>y</m:t>
+                </m:r>
+              </m:e>
+            </m:acc>
           </m:e>
           <m:sub>
             <m:r>
-              <m:t>1</m:t>
+              <m:t>l</m:t>
             </m:r>
           </m:sub>
         </m:sSub>
@@ -24588,35 +24694,6 @@
         <w:t xml:space="preserve"> </w:t>
       </w:r>
       <w:r>
-        <w:t xml:space="preserve">can be zero,</w:t>
-      </w:r>
-      <w:r>
-        <w:t xml:space="preserve"> </w:t>
-      </w:r>
-      <w:r>
-        <w:t xml:space="preserve">and then no later</w:t>
-      </w:r>
-      <w:r>
-        <w:t xml:space="preserve"> </w:t>
-      </w:r>
-      <m:oMath>
-        <m:sSub>
-          <m:e>
-            <m:r>
-              <m:t>g</m:t>
-            </m:r>
-          </m:e>
-          <m:sub>
-            <m:r>
-              <m:t>l</m:t>
-            </m:r>
-          </m:sub>
-        </m:sSub>
-      </m:oMath>
-      <w:r>
-        <w:t xml:space="preserve"> </w:t>
-      </w:r>
-      <w:r>
         <w:t xml:space="preserve">has a smaller squared bias</w:t>
       </w:r>
       <w:r>
@@ -24635,19 +24712,19 @@
         <w:t xml:space="preserve"> </w:t>
       </w:r>
       <w:r>
-        <w:t xml:space="preserve">The procedures past the smallest error</w:t>
-      </w:r>
-      <w:r>
-        <w:t xml:space="preserve"> </w:t>
-      </w:r>
-      <w:r>
-        <w:t xml:space="preserve">have lowered their squared bias by less than they have raised their variance,</w:t>
-      </w:r>
-      <w:r>
-        <w:t xml:space="preserve"> </w:t>
-      </w:r>
-      <w:r>
-        <w:t xml:space="preserve">and the rules they produce tend to</w:t>
+        <w:t xml:space="preserve">Past the candidate with the smallest expected squared prediction error,</w:t>
+      </w:r>
+      <w:r>
+        <w:t xml:space="preserve"> </w:t>
+      </w:r>
+      <w:r>
+        <w:t xml:space="preserve">the more flexible candidates have lowered their squared bias by less than they have raised their variance,</w:t>
+      </w:r>
+      <w:r>
+        <w:t xml:space="preserve"> </w:t>
+      </w:r>
+      <w:r>
+        <w:t xml:space="preserve">and their fitted models tend to</w:t>
       </w:r>
       <w:r>
         <w:t xml:space="preserve"> </w:t>
@@ -24667,7 +24744,7 @@
         <w:t xml:space="preserve"> </w:t>
       </w:r>
       <w:r>
-        <w:t xml:space="preserve">they fit their training sets more closely than the procedure with the smallest error</w:t>
+        <w:t xml:space="preserve">they fit their training sets more closely than the fitted model of the candidate with the smallest expected squared prediction error</w:t>
       </w:r>
       <w:r>
         <w:t xml:space="preserve"> </w:t>
@@ -31838,9 +31915,16 @@
           </m:r>
           <m:sSub>
             <m:e>
-              <m:r>
-                <m:t>g</m:t>
-              </m:r>
+              <m:acc>
+                <m:accPr>
+                  <m:chr m:val="̂"/>
+                </m:accPr>
+                <m:e>
+                  <m:r>
+                    <m:t>y</m:t>
+                  </m:r>
+                </m:e>
+              </m:acc>
             </m:e>
             <m:sub>
               <m:r>
@@ -31848,42 +31932,6 @@
               </m:r>
             </m:sub>
           </m:sSub>
-          <m:r>
-            <m:t>​</m:t>
-          </m:r>
-          <m:d>
-            <m:dPr>
-              <m:begChr m:val="("/>
-              <m:sepChr m:val=""/>
-              <m:endChr m:val=")"/>
-              <m:grow/>
-            </m:dPr>
-            <m:e>
-              <m:sSub>
-                <m:e>
-                  <m:r>
-                    <m:rPr>
-                      <m:scr m:val="script"/>
-                      <m:sty m:val="p"/>
-                    </m:rPr>
-                    <m:t>D</m:t>
-                  </m:r>
-                </m:e>
-                <m:sub>
-                  <m:r>
-                    <m:rPr>
-                      <m:nor/>
-                      <m:sty m:val="p"/>
-                    </m:rPr>
-                    <m:t>train</m:t>
-                  </m:r>
-                </m:sub>
-              </m:sSub>
-            </m:e>
-          </m:d>
-          <m:r>
-            <m:t>​</m:t>
-          </m:r>
           <m:r>
             <m:t>​</m:t>
           </m:r>
@@ -32144,72 +32192,36 @@
         <w:t xml:space="preserve"> </w:t>
       </w:r>
       <w:r>
-        <w:t xml:space="preserve">is choosing one fitting procedure</w:t>
-      </w:r>
-      <w:r>
-        <w:t xml:space="preserve"> </w:t>
-      </w:r>
-      <w:r>
-        <w:t xml:space="preserve">from a set of candidate</w:t>
-      </w:r>
-      <w:r>
-        <w:t xml:space="preserve"> </w:t>
-      </w:r>
-      <w:hyperlink w:anchor="def-fitting-procedure">
+        <w:t xml:space="preserve">is choosing one</w:t>
+      </w:r>
+      <w:r>
+        <w:t xml:space="preserve"> </w:t>
+      </w:r>
+      <w:hyperlink w:anchor="def-fitted-model">
         <w:r>
           <w:rPr>
             <w:rStyle w:val="Hyperlink"/>
           </w:rPr>
-          <w:t xml:space="preserve">fitting procedures</w:t>
+          <w:t xml:space="preserve">fitted model</w:t>
         </w:r>
       </w:hyperlink>
       <w:r>
         <w:t xml:space="preserve"> </w:t>
       </w:r>
-      <m:oMath>
-        <m:sSub>
-          <m:e>
-            <m:r>
-              <m:t>g</m:t>
-            </m:r>
-          </m:e>
-          <m:sub>
-            <m:r>
-              <m:t>1</m:t>
-            </m:r>
-          </m:sub>
-        </m:sSub>
-        <m:r>
-          <m:rPr>
-            <m:sty m:val="p"/>
-          </m:rPr>
-          <m:t>,</m:t>
-        </m:r>
-        <m:r>
-          <m:rPr>
-            <m:sty m:val="p"/>
-          </m:rPr>
-          <m:t>…</m:t>
-        </m:r>
-        <m:r>
-          <m:rPr>
-            <m:sty m:val="p"/>
-          </m:rPr>
-          <m:t>,</m:t>
-        </m:r>
-        <m:sSub>
-          <m:e>
-            <m:r>
-              <m:t>g</m:t>
-            </m:r>
-          </m:e>
-          <m:sub>
-            <m:r>
-              <m:t>L</m:t>
-            </m:r>
-          </m:sub>
-        </m:sSub>
-      </m:oMath>
+      <w:r>
+        <w:t xml:space="preserve">from a set of candidate fitted models from different</w:t>
+      </w:r>
+      <w:r>
+        <w:t xml:space="preserve"> </w:t>
+      </w:r>
+      <w:hyperlink w:anchor="def-model-family">
+        <w:r>
+          <w:rPr>
+            <w:rStyle w:val="Hyperlink"/>
+          </w:rPr>
+          <w:t xml:space="preserve">model families</w:t>
+        </w:r>
+      </w:hyperlink>
       <w:r>
         <w:t xml:space="preserve">,</w:t>
       </w:r>
@@ -32274,7 +32286,13 @@
         <w:t xml:space="preserve"> </w:t>
       </w:r>
       <w:r>
-        <w:t xml:space="preserve">the candidates are least-squares polynomial fits of degree</w:t>
+        <w:t xml:space="preserve">the candidates are the least-squares fitted models from four polynomial model families,</w:t>
+      </w:r>
+      <w:r>
+        <w:t xml:space="preserve"> </w:t>
+      </w:r>
+      <w:r>
+        <w:t xml:space="preserve">the families of degree</w:t>
       </w:r>
       <w:r>
         <w:t xml:space="preserve"> </w:t>
@@ -32283,30 +32301,63 @@
         <m:r>
           <m:t>1</m:t>
         </m:r>
-        <m:r>
-          <m:rPr>
-            <m:sty m:val="p"/>
-          </m:rPr>
-          <m:t>,</m:t>
-        </m:r>
+      </m:oMath>
+      <w:r>
+        <w:t xml:space="preserve"> </w:t>
+      </w:r>
+      <w:r>
+        <w:t xml:space="preserve">(</w:t>
+      </w:r>
+      <w:r>
+        <w:t xml:space="preserve">“linear”</w:t>
+      </w:r>
+      <w:r>
+        <w:t xml:space="preserve">),</w:t>
+      </w:r>
+      <w:r>
+        <w:t xml:space="preserve"> </w:t>
+      </w:r>
+      <m:oMath>
         <m:r>
           <m:t>2</m:t>
         </m:r>
-        <m:r>
-          <m:rPr>
-            <m:sty m:val="p"/>
-          </m:rPr>
-          <m:t>,</m:t>
-        </m:r>
+      </m:oMath>
+      <w:r>
+        <w:t xml:space="preserve"> </w:t>
+      </w:r>
+      <w:r>
+        <w:t xml:space="preserve">(</w:t>
+      </w:r>
+      <w:r>
+        <w:t xml:space="preserve">“quadratic”</w:t>
+      </w:r>
+      <w:r>
+        <w:t xml:space="preserve">),</w:t>
+      </w:r>
+      <w:r>
+        <w:t xml:space="preserve"> </w:t>
+      </w:r>
+      <m:oMath>
         <m:r>
           <m:t>3</m:t>
         </m:r>
-        <m:r>
-          <m:rPr>
-            <m:sty m:val="p"/>
-          </m:rPr>
-          <m:t>,</m:t>
-        </m:r>
+      </m:oMath>
+      <w:r>
+        <w:t xml:space="preserve"> </w:t>
+      </w:r>
+      <w:r>
+        <w:t xml:space="preserve">(</w:t>
+      </w:r>
+      <w:r>
+        <w:t xml:space="preserve">“cubic”</w:t>
+      </w:r>
+      <w:r>
+        <w:t xml:space="preserve">) and</w:t>
+      </w:r>
+      <w:r>
+        <w:t xml:space="preserve"> </w:t>
+      </w:r>
+      <m:oMath>
         <m:r>
           <m:t>4</m:t>
         </m:r>
@@ -32315,13 +32366,19 @@
         <w:t xml:space="preserve"> </w:t>
       </w:r>
       <w:r>
-        <w:t xml:space="preserve">to the training cars.</w:t>
-      </w:r>
-      <w:r>
-        <w:t xml:space="preserve"> </w:t>
-      </w:r>
-      <w:r>
-        <w:t xml:space="preserve">Choosing among these four degrees is model selection,</w:t>
+        <w:t xml:space="preserve">(</w:t>
+      </w:r>
+      <w:r>
+        <w:t xml:space="preserve">“quartic”</w:t>
+      </w:r>
+      <w:r>
+        <w:t xml:space="preserve">).</w:t>
+      </w:r>
+      <w:r>
+        <w:t xml:space="preserve"> </w:t>
+      </w:r>
+      <w:r>
+        <w:t xml:space="preserve">Choosing among these four fitted models is model selection,</w:t>
       </w:r>
       <w:r>
         <w:t xml:space="preserve"> </w:t>
@@ -32427,17 +32484,34 @@
         <w:t xml:space="preserve"> </w:t>
       </w:r>
       <w:r>
-        <w:t xml:space="preserve">used to choose among candidate</w:t>
-      </w:r>
-      <w:r>
-        <w:t xml:space="preserve"> </w:t>
-      </w:r>
-      <w:hyperlink w:anchor="def-fitting-procedure">
+        <w:t xml:space="preserve">used for</w:t>
+      </w:r>
+      <w:r>
+        <w:t xml:space="preserve"> </w:t>
+      </w:r>
+      <w:hyperlink w:anchor="def-model-selection">
         <w:r>
           <w:rPr>
             <w:rStyle w:val="Hyperlink"/>
           </w:rPr>
-          <w:t xml:space="preserve">fitting procedures</w:t>
+          <w:t xml:space="preserve">model selection</w:t>
+        </w:r>
+      </w:hyperlink>
+      <w:r>
+        <w:t xml:space="preserve"> </w:t>
+      </w:r>
+      <w:r>
+        <w:t xml:space="preserve">among candidate</w:t>
+      </w:r>
+      <w:r>
+        <w:t xml:space="preserve"> </w:t>
+      </w:r>
+      <w:hyperlink w:anchor="def-fitted-model">
+        <w:r>
+          <w:rPr>
+            <w:rStyle w:val="Hyperlink"/>
+          </w:rPr>
+          <w:t xml:space="preserve">fitted models</w:t>
         </w:r>
       </w:hyperlink>
       <w:r>
@@ -33478,17 +33552,17 @@
         <w:t xml:space="preserve"> </w:t>
       </w:r>
       <w:r>
-        <w:t xml:space="preserve">on which the rule of the</w:t>
-      </w:r>
-      <w:r>
-        <w:t xml:space="preserve"> </w:t>
-      </w:r>
-      <w:hyperlink w:anchor="def-validation-choice">
+        <w:t xml:space="preserve">on which the</w:t>
+      </w:r>
+      <w:r>
+        <w:t xml:space="preserve"> </w:t>
+      </w:r>
+      <w:hyperlink w:anchor="def-fitted-model">
         <w:r>
           <w:rPr>
             <w:rStyle w:val="Hyperlink"/>
           </w:rPr>
-          <w:t xml:space="preserve">validation choice</w:t>
+          <w:t xml:space="preserve">fitted model</w:t>
         </w:r>
       </w:hyperlink>
       <w:r>
@@ -33497,9 +33571,16 @@
       <m:oMath>
         <m:sSub>
           <m:e>
-            <m:r>
-              <m:t>g</m:t>
-            </m:r>
+            <m:acc>
+              <m:accPr>
+                <m:chr m:val="̂"/>
+              </m:accPr>
+              <m:e>
+                <m:r>
+                  <m:t>y</m:t>
+                </m:r>
+              </m:e>
+            </m:acc>
           </m:e>
           <m:sub>
             <m:acc>
@@ -33519,7 +33600,24 @@
         <w:t xml:space="preserve"> </w:t>
       </w:r>
       <w:r>
-        <w:t xml:space="preserve">is scored:</w:t>
+        <w:t xml:space="preserve">that the</w:t>
+      </w:r>
+      <w:r>
+        <w:t xml:space="preserve"> </w:t>
+      </w:r>
+      <w:hyperlink w:anchor="def-validation-choice">
+        <w:r>
+          <w:rPr>
+            <w:rStyle w:val="Hyperlink"/>
+          </w:rPr>
+          <w:t xml:space="preserve">validation choice</w:t>
+        </w:r>
+      </w:hyperlink>
+      <w:r>
+        <w:t xml:space="preserve"> </w:t>
+      </w:r>
+      <w:r>
+        <w:t xml:space="preserve">picks is scored:</w:t>
       </w:r>
     </w:p>
     <w:p>
@@ -34058,7 +34156,7 @@
         </w:numPr>
       </w:pPr>
       <w:r>
-        <w:t xml:space="preserve">the training set is used to fit each candidate procedure,</w:t>
+        <w:t xml:space="preserve">the training set is used to fit each candidate model,</w:t>
       </w:r>
       <w:r>
         <w:t xml:space="preserve"> </w:t>
@@ -34137,7 +34235,7 @@
         <w:t xml:space="preserve"> </w:t>
       </w:r>
       <w:r>
-        <w:t xml:space="preserve">of the chosen rule.</w:t>
+        <w:t xml:space="preserve">of the chosen fitted model.</w:t>
       </w:r>
     </w:p>
     <w:p>
@@ -34145,7 +34243,7 @@
         <w:pStyle w:val="FirstParagraph"/>
       </w:pPr>
       <w:r>
-        <w:t xml:space="preserve">The chosen procedure won on the validation set</w:t>
+        <w:t xml:space="preserve">The chosen fitted model won on the validation set</w:t>
       </w:r>
       <w:r>
         <w:t xml:space="preserve"> </w:t>
@@ -34157,7 +34255,7 @@
         <w:t xml:space="preserve"> </w:t>
       </w:r>
       <w:r>
-        <w:t xml:space="preserve">so its validation error is optimistic.</w:t>
+        <w:t xml:space="preserve">so its prediction error on the validation set is optimistic as an estimate of its generalization error.</w:t>
       </w:r>
       <w:r>
         <w:t xml:space="preserve"> </w:t>
@@ -41480,20 +41578,20 @@
               </m:r>
             </m:lim>
           </m:limUpp>
-          <m:r>
-            <m:t>g</m:t>
-          </m:r>
-          <m:r>
-            <m:t>​</m:t>
-          </m:r>
-          <m:d>
-            <m:dPr>
-              <m:begChr m:val="("/>
-              <m:sepChr m:val=""/>
-              <m:endChr m:val=")"/>
-              <m:grow/>
-            </m:dPr>
+          <m:sSub>
             <m:e>
+              <m:acc>
+                <m:accPr>
+                  <m:chr m:val="̂"/>
+                </m:accPr>
+                <m:e>
+                  <m:r>
+                    <m:t>y</m:t>
+                  </m:r>
+                </m:e>
+              </m:acc>
+            </m:e>
+            <m:sub>
               <m:r>
                 <m:t>​</m:t>
               </m:r>
@@ -41592,11 +41690,8 @@
                   </m:sSub>
                 </m:sub>
               </m:sSub>
-            </m:e>
-          </m:d>
-          <m:r>
-            <m:t>​</m:t>
-          </m:r>
+            </m:sub>
+          </m:sSub>
           <m:r>
             <m:t>​</m:t>
           </m:r>
@@ -45836,7 +45931,7 @@
         <w:t xml:space="preserve"> </w:t>
       </w:r>
       <w:r>
-        <w:t xml:space="preserve">tends to overstate the error of a rule fitted to all</w:t>
+        <w:t xml:space="preserve">tends to overstate the expected generalization error of a rule fitted to all</w:t>
       </w:r>
       <w:r>
         <w:t xml:space="preserve"> </w:t>
@@ -48936,7 +49031,7 @@
         <w:t xml:space="preserve"> </w:t>
       </w:r>
       <w:r>
-        <w:t xml:space="preserve">not the error of a fit to 30 points.</w:t>
+        <w:t xml:space="preserve">not the expected generalization error of a fit to 30 points.</w:t>
       </w:r>
       <w:r>
         <w:t xml:space="preserve"> </w:t>
@@ -54103,20 +54198,20 @@
           </m:rPr>
           <m:t>=</m:t>
         </m:r>
-        <m:r>
-          <m:t>g</m:t>
-        </m:r>
-        <m:r>
-          <m:t>​</m:t>
-        </m:r>
-        <m:d>
-          <m:dPr>
-            <m:begChr m:val="("/>
-            <m:sepChr m:val=""/>
-            <m:endChr m:val=")"/>
-            <m:grow/>
-          </m:dPr>
+        <m:sSub>
           <m:e>
+            <m:acc>
+              <m:accPr>
+                <m:chr m:val="̂"/>
+              </m:accPr>
+              <m:e>
+                <m:r>
+                  <m:t>y</m:t>
+                </m:r>
+              </m:e>
+            </m:acc>
+          </m:e>
+          <m:sub>
             <m:r>
               <m:t>​</m:t>
             </m:r>
@@ -54254,11 +54349,8 @@
                 </m:r>
               </m:sub>
             </m:sSub>
-          </m:e>
-        </m:d>
-        <m:r>
-          <m:t>​</m:t>
-        </m:r>
+          </m:sub>
+        </m:sSub>
         <m:r>
           <m:t>​</m:t>
         </m:r>
@@ -59451,9 +59543,16 @@
           </m:limUpp>
           <m:sSub>
             <m:e>
-              <m:r>
-                <m:t>g</m:t>
-              </m:r>
+              <m:acc>
+                <m:accPr>
+                  <m:chr m:val="̂"/>
+                </m:accPr>
+                <m:e>
+                  <m:r>
+                    <m:t>y</m:t>
+                  </m:r>
+                </m:e>
+              </m:acc>
             </m:e>
             <m:sub>
               <m:r>
@@ -59576,42 +59675,6 @@
               </m:r>
             </m:sub>
           </m:sSub>
-          <m:r>
-            <m:t>​</m:t>
-          </m:r>
-          <m:d>
-            <m:dPr>
-              <m:begChr m:val="("/>
-              <m:sepChr m:val=""/>
-              <m:endChr m:val=")"/>
-              <m:grow/>
-            </m:dPr>
-            <m:e>
-              <m:sSub>
-                <m:e>
-                  <m:r>
-                    <m:rPr>
-                      <m:scr m:val="script"/>
-                      <m:sty m:val="p"/>
-                    </m:rPr>
-                    <m:t>D</m:t>
-                  </m:r>
-                </m:e>
-                <m:sub>
-                  <m:r>
-                    <m:rPr>
-                      <m:nor/>
-                      <m:sty m:val="p"/>
-                    </m:rPr>
-                    <m:t>train</m:t>
-                  </m:r>
-                </m:sub>
-              </m:sSub>
-            </m:e>
-          </m:d>
-          <m:r>
-            <m:t>​</m:t>
-          </m:r>
           <m:r>
             <m:rPr>
               <m:sty m:val="p"/>
